--- a/WordClock 1-4 Operator Manual.docx
+++ b/WordClock 1-4 Operator Manual.docx
@@ -9738,6 +9738,15 @@
           <w:sz w:val="22"/>
         </w:rPr>
         <w:t>The clock can update its own firmware over Wi-Fi. To trigger an update, hold SW1 for 10 seconds during normal operation. The clock checks the configured firmware server, downloads any newer version, and reboots automatically.</w:t>
+      </w:r>
+    </w:p>
+    <w:p>
+      <w:r>
+        <w:rPr>
+          <w:rFonts w:ascii="Arial" w:hAnsi="Arial"/>
+          <w:sz w:val="22"/>
+        </w:rPr>
+        <w:t>The firmware can also be updated from the web settings page, without using the button. On the System page, press Update Firmware. The settings form is replaced by a status message while the clock checks the firmware server. When the check completes, the result is shown — either confirmation that the firmware is already current (with its version number) or a brief error — and the page then returns to the home screen automatically. If a newer version is available, it is downloaded and installed and the clock reboots into it. The display shows the same update status described below regardless of whether the update is started from the button or the web page.</w:t>
       </w:r>
     </w:p>
     <w:p>
